--- a/Devalla_Jaya_Chandra_Resume.docx
+++ b/Devalla_Jaya_Chandra_Resume.docx
@@ -78,7 +78,7 @@
           <w:sz w:val="20"/>
           <w:szCs w:val="20"/>
         </w:rPr>
-        <w:t>Senior Project Manager with 7+ years delivering enterprise technology programs across utilities, financial services, insurance, and healthcare; currently leading two concurrent programs worth $24M at Washington Gas / AltaGas spanning cybersecurity AI and disaster recovery, after delivering a $1.4M ServiceNow ITAM transformation at Genworth.</w:t>
+        <w:t>Senior Project Manager with 10+ years delivering enterprise technology programs across utilities, financial services, insurance, and healthcare; currently leading two concurrent programs worth $24M at Washington Gas / AltaGas spanning cybersecurity AI and disaster recovery, after delivering a $1.4M ServiceNow ITAM transformation at Genworth.</w:t>
       </w:r>
     </w:p>
     <w:p>

--- a/Devalla_Jaya_Chandra_Resume.docx
+++ b/Devalla_Jaya_Chandra_Resume.docx
@@ -743,7 +743,7 @@
           <w:szCs w:val="21"/>
         </w:rPr>
         <w:tab/>
-        <w:t xml:space="preserve">Mar 2025 - Dec 2025</w:t>
+        <w:t>Mar 2022 - Dec 2025</w:t>
       </w:r>
     </w:p>
     <w:p>
@@ -1078,7 +1078,7 @@
           <w:szCs w:val="21"/>
         </w:rPr>
         <w:tab/>
-        <w:t xml:space="preserve">Jun 2021 - Nov 2023</w:t>
+        <w:t>Jun 2018 - Nov 2021</w:t>
       </w:r>
     </w:p>
     <w:p>
@@ -1282,7 +1282,7 @@
           <w:szCs w:val="21"/>
         </w:rPr>
         <w:tab/>
-        <w:t xml:space="preserve">Jan 2018 - May 2021</w:t>
+        <w:t>Jan 2016 - May 2018</w:t>
       </w:r>
     </w:p>
     <w:p>
@@ -1453,7 +1453,7 @@
           <w:sz w:val="20"/>
           <w:szCs w:val="20"/>
         </w:rPr>
-        <w:t xml:space="preserve"> | Anderson University, South Carolina | 2025</w:t>
+        <w:t xml:space="preserve"> | Anderson University, South Carolina</w:t>
       </w:r>
     </w:p>
     <w:p>
@@ -1474,7 +1474,7 @@
           <w:sz w:val="20"/>
           <w:szCs w:val="20"/>
         </w:rPr>
-        <w:t xml:space="preserve"> | St. Mary's College, Hyderabad | 2017</w:t>
+        <w:t xml:space="preserve"> | St. Mary's College, Hyderabad</w:t>
       </w:r>
     </w:p>
     <w:p>
